--- a/rocnikovy_projekt_equilibria_dokumentace.docx
+++ b/rocnikovy_projekt_equilibria_dokumentace.docx
@@ -1854,7 +1854,7 @@
     </w:p>
     <w:sdt>
       <w:sdtPr>
-        <w:id w:val="845759767"/>
+        <w:id w:val="1083955508"/>
         <w:docPartObj>
           <w:docPartGallery w:val="Table of Contents"/>
           <w:docPartUnique w:val="1"/>
@@ -1863,35 +1863,22 @@
       <w:sdtContent>
         <w:p>
           <w:pPr>
-            <w:keepNext w:val="0"/>
-            <w:keepLines w:val="0"/>
-            <w:pageBreakBefore w:val="0"/>
-            <w:widowControl w:val="1"/>
-            <w:pBdr>
-              <w:top w:space="0" w:sz="0" w:val="nil"/>
-              <w:left w:space="0" w:sz="0" w:val="nil"/>
-              <w:bottom w:space="0" w:sz="0" w:val="nil"/>
-              <w:right w:space="0" w:sz="0" w:val="nil"/>
-              <w:between w:space="0" w:sz="0" w:val="nil"/>
-            </w:pBdr>
-            <w:shd w:fill="auto" w:val="clear"/>
+            <w:widowControl w:val="0"/>
             <w:tabs>
-              <w:tab w:val="right" w:leader="none" w:pos="9016"/>
+              <w:tab w:val="right" w:leader="dot" w:pos="12000"/>
             </w:tabs>
-            <w:spacing w:after="100" w:before="0" w:line="279" w:lineRule="auto"/>
-            <w:ind w:left="0" w:right="0" w:firstLine="0"/>
-            <w:jc w:val="left"/>
+            <w:spacing w:after="0" w:before="60" w:line="240" w:lineRule="auto"/>
             <w:rPr>
-              <w:rFonts w:ascii="Times New Roman" w:cs="Times New Roman" w:eastAsia="Times New Roman" w:hAnsi="Times New Roman"/>
-              <w:b w:val="0"/>
-              <w:bCs w:val="0"/>
+              <w:rFonts w:ascii="Arial" w:cs="Arial" w:eastAsia="Arial" w:hAnsi="Arial"/>
+              <w:b w:val="1"/>
+              <w:bCs w:val="1"/>
               <w:i w:val="0"/>
               <w:iCs w:val="0"/>
               <w:smallCaps w:val="0"/>
               <w:strike w:val="0"/>
               <w:color w:val="000000"/>
-              <w:sz w:val="26"/>
-              <w:szCs w:val="26"/>
+              <w:sz w:val="22"/>
+              <w:szCs w:val="22"/>
               <w:u w:val="none"/>
               <w:shd w:fill="auto" w:val="clear"/>
               <w:vertAlign w:val="baseline"/>
@@ -1933,26 +1920,14 @@
         </w:p>
         <w:p>
           <w:pPr>
-            <w:keepNext w:val="0"/>
-            <w:keepLines w:val="0"/>
-            <w:pageBreakBefore w:val="0"/>
-            <w:widowControl w:val="1"/>
-            <w:pBdr>
-              <w:top w:space="0" w:sz="0" w:val="nil"/>
-              <w:left w:space="0" w:sz="0" w:val="nil"/>
-              <w:bottom w:space="0" w:sz="0" w:val="nil"/>
-              <w:right w:space="0" w:sz="0" w:val="nil"/>
-              <w:between w:space="0" w:sz="0" w:val="nil"/>
-            </w:pBdr>
-            <w:shd w:fill="auto" w:val="clear"/>
+            <w:widowControl w:val="0"/>
             <w:tabs>
-              <w:tab w:val="right" w:leader="none" w:pos="9016"/>
+              <w:tab w:val="right" w:leader="dot" w:pos="12000"/>
             </w:tabs>
-            <w:spacing w:after="100" w:before="0" w:line="279" w:lineRule="auto"/>
-            <w:ind w:left="220" w:right="0" w:firstLine="0"/>
-            <w:jc w:val="left"/>
+            <w:spacing w:after="0" w:before="60" w:line="240" w:lineRule="auto"/>
+            <w:ind w:left="360" w:firstLine="0"/>
             <w:rPr>
-              <w:rFonts w:ascii="Times New Roman" w:cs="Times New Roman" w:eastAsia="Times New Roman" w:hAnsi="Times New Roman"/>
+              <w:rFonts w:ascii="Arial" w:cs="Arial" w:eastAsia="Arial" w:hAnsi="Arial"/>
               <w:b w:val="0"/>
               <w:bCs w:val="0"/>
               <w:i w:val="0"/>
@@ -1960,8 +1935,8 @@
               <w:smallCaps w:val="0"/>
               <w:strike w:val="0"/>
               <w:color w:val="000000"/>
-              <w:sz w:val="26"/>
-              <w:szCs w:val="26"/>
+              <w:sz w:val="22"/>
+              <w:szCs w:val="22"/>
               <w:u w:val="none"/>
               <w:shd w:fill="auto" w:val="clear"/>
               <w:vertAlign w:val="baseline"/>
@@ -1998,26 +1973,14 @@
         </w:p>
         <w:p>
           <w:pPr>
-            <w:keepNext w:val="0"/>
-            <w:keepLines w:val="0"/>
-            <w:pageBreakBefore w:val="0"/>
-            <w:widowControl w:val="1"/>
-            <w:pBdr>
-              <w:top w:space="0" w:sz="0" w:val="nil"/>
-              <w:left w:space="0" w:sz="0" w:val="nil"/>
-              <w:bottom w:space="0" w:sz="0" w:val="nil"/>
-              <w:right w:space="0" w:sz="0" w:val="nil"/>
-              <w:between w:space="0" w:sz="0" w:val="nil"/>
-            </w:pBdr>
-            <w:shd w:fill="auto" w:val="clear"/>
+            <w:widowControl w:val="0"/>
             <w:tabs>
-              <w:tab w:val="right" w:leader="none" w:pos="9016"/>
+              <w:tab w:val="right" w:leader="dot" w:pos="12000"/>
             </w:tabs>
-            <w:spacing w:after="100" w:before="0" w:line="279" w:lineRule="auto"/>
-            <w:ind w:left="220" w:right="0" w:firstLine="0"/>
-            <w:jc w:val="left"/>
+            <w:spacing w:after="0" w:before="60" w:line="240" w:lineRule="auto"/>
+            <w:ind w:left="360" w:firstLine="0"/>
             <w:rPr>
-              <w:rFonts w:ascii="Times New Roman" w:cs="Times New Roman" w:eastAsia="Times New Roman" w:hAnsi="Times New Roman"/>
+              <w:rFonts w:ascii="Arial" w:cs="Arial" w:eastAsia="Arial" w:hAnsi="Arial"/>
               <w:b w:val="0"/>
               <w:bCs w:val="0"/>
               <w:i w:val="0"/>
@@ -2025,8 +1988,8 @@
               <w:smallCaps w:val="0"/>
               <w:strike w:val="0"/>
               <w:color w:val="000000"/>
-              <w:sz w:val="26"/>
-              <w:szCs w:val="26"/>
+              <w:sz w:val="22"/>
+              <w:szCs w:val="22"/>
               <w:u w:val="none"/>
               <w:shd w:fill="auto" w:val="clear"/>
               <w:vertAlign w:val="baseline"/>
@@ -2063,26 +2026,14 @@
         </w:p>
         <w:p>
           <w:pPr>
-            <w:keepNext w:val="0"/>
-            <w:keepLines w:val="0"/>
-            <w:pageBreakBefore w:val="0"/>
-            <w:widowControl w:val="1"/>
-            <w:pBdr>
-              <w:top w:space="0" w:sz="0" w:val="nil"/>
-              <w:left w:space="0" w:sz="0" w:val="nil"/>
-              <w:bottom w:space="0" w:sz="0" w:val="nil"/>
-              <w:right w:space="0" w:sz="0" w:val="nil"/>
-              <w:between w:space="0" w:sz="0" w:val="nil"/>
-            </w:pBdr>
-            <w:shd w:fill="auto" w:val="clear"/>
+            <w:widowControl w:val="0"/>
             <w:tabs>
-              <w:tab w:val="right" w:leader="none" w:pos="9016"/>
+              <w:tab w:val="right" w:leader="dot" w:pos="12000"/>
             </w:tabs>
-            <w:spacing w:after="100" w:before="0" w:line="279" w:lineRule="auto"/>
-            <w:ind w:left="220" w:right="0" w:firstLine="0"/>
-            <w:jc w:val="left"/>
+            <w:spacing w:after="0" w:before="60" w:line="240" w:lineRule="auto"/>
+            <w:ind w:left="360" w:firstLine="0"/>
             <w:rPr>
-              <w:rFonts w:ascii="Times New Roman" w:cs="Times New Roman" w:eastAsia="Times New Roman" w:hAnsi="Times New Roman"/>
+              <w:rFonts w:ascii="Arial" w:cs="Arial" w:eastAsia="Arial" w:hAnsi="Arial"/>
               <w:b w:val="0"/>
               <w:bCs w:val="0"/>
               <w:i w:val="0"/>
@@ -2090,8 +2041,8 @@
               <w:smallCaps w:val="0"/>
               <w:strike w:val="0"/>
               <w:color w:val="000000"/>
-              <w:sz w:val="26"/>
-              <w:szCs w:val="26"/>
+              <w:sz w:val="22"/>
+              <w:szCs w:val="22"/>
               <w:u w:val="none"/>
               <w:shd w:fill="auto" w:val="clear"/>
               <w:vertAlign w:val="baseline"/>
@@ -2128,26 +2079,14 @@
         </w:p>
         <w:p>
           <w:pPr>
-            <w:keepNext w:val="0"/>
-            <w:keepLines w:val="0"/>
-            <w:pageBreakBefore w:val="0"/>
-            <w:widowControl w:val="1"/>
-            <w:pBdr>
-              <w:top w:space="0" w:sz="0" w:val="nil"/>
-              <w:left w:space="0" w:sz="0" w:val="nil"/>
-              <w:bottom w:space="0" w:sz="0" w:val="nil"/>
-              <w:right w:space="0" w:sz="0" w:val="nil"/>
-              <w:between w:space="0" w:sz="0" w:val="nil"/>
-            </w:pBdr>
-            <w:shd w:fill="auto" w:val="clear"/>
+            <w:widowControl w:val="0"/>
             <w:tabs>
-              <w:tab w:val="right" w:leader="none" w:pos="9016"/>
+              <w:tab w:val="right" w:leader="dot" w:pos="12000"/>
             </w:tabs>
-            <w:spacing w:after="100" w:before="0" w:line="279" w:lineRule="auto"/>
-            <w:ind w:left="220" w:right="0" w:firstLine="0"/>
-            <w:jc w:val="left"/>
+            <w:spacing w:after="0" w:before="60" w:line="240" w:lineRule="auto"/>
+            <w:ind w:left="360" w:firstLine="0"/>
             <w:rPr>
-              <w:rFonts w:ascii="Times New Roman" w:cs="Times New Roman" w:eastAsia="Times New Roman" w:hAnsi="Times New Roman"/>
+              <w:rFonts w:ascii="Arial" w:cs="Arial" w:eastAsia="Arial" w:hAnsi="Arial"/>
               <w:b w:val="0"/>
               <w:bCs w:val="0"/>
               <w:i w:val="0"/>
@@ -2155,8 +2094,8 @@
               <w:smallCaps w:val="0"/>
               <w:strike w:val="0"/>
               <w:color w:val="000000"/>
-              <w:sz w:val="26"/>
-              <w:szCs w:val="26"/>
+              <w:sz w:val="22"/>
+              <w:szCs w:val="22"/>
               <w:u w:val="none"/>
               <w:shd w:fill="auto" w:val="clear"/>
               <w:vertAlign w:val="baseline"/>
@@ -2193,26 +2132,14 @@
         </w:p>
         <w:p>
           <w:pPr>
-            <w:keepNext w:val="0"/>
-            <w:keepLines w:val="0"/>
-            <w:pageBreakBefore w:val="0"/>
-            <w:widowControl w:val="1"/>
-            <w:pBdr>
-              <w:top w:space="0" w:sz="0" w:val="nil"/>
-              <w:left w:space="0" w:sz="0" w:val="nil"/>
-              <w:bottom w:space="0" w:sz="0" w:val="nil"/>
-              <w:right w:space="0" w:sz="0" w:val="nil"/>
-              <w:between w:space="0" w:sz="0" w:val="nil"/>
-            </w:pBdr>
-            <w:shd w:fill="auto" w:val="clear"/>
+            <w:widowControl w:val="0"/>
             <w:tabs>
-              <w:tab w:val="right" w:leader="none" w:pos="9016"/>
+              <w:tab w:val="right" w:leader="dot" w:pos="12000"/>
             </w:tabs>
-            <w:spacing w:after="100" w:before="0" w:line="279" w:lineRule="auto"/>
-            <w:ind w:left="220" w:right="0" w:firstLine="0"/>
-            <w:jc w:val="left"/>
+            <w:spacing w:after="0" w:before="60" w:line="240" w:lineRule="auto"/>
+            <w:ind w:left="360" w:firstLine="0"/>
             <w:rPr>
-              <w:rFonts w:ascii="Times New Roman" w:cs="Times New Roman" w:eastAsia="Times New Roman" w:hAnsi="Times New Roman"/>
+              <w:rFonts w:ascii="Arial" w:cs="Arial" w:eastAsia="Arial" w:hAnsi="Arial"/>
               <w:b w:val="0"/>
               <w:bCs w:val="0"/>
               <w:i w:val="0"/>
@@ -2220,8 +2147,8 @@
               <w:smallCaps w:val="0"/>
               <w:strike w:val="0"/>
               <w:color w:val="000000"/>
-              <w:sz w:val="26"/>
-              <w:szCs w:val="26"/>
+              <w:sz w:val="22"/>
+              <w:szCs w:val="22"/>
               <w:u w:val="none"/>
               <w:shd w:fill="auto" w:val="clear"/>
               <w:vertAlign w:val="baseline"/>
@@ -2258,35 +2185,22 @@
         </w:p>
         <w:p>
           <w:pPr>
-            <w:keepNext w:val="0"/>
-            <w:keepLines w:val="0"/>
-            <w:pageBreakBefore w:val="0"/>
-            <w:widowControl w:val="1"/>
-            <w:pBdr>
-              <w:top w:space="0" w:sz="0" w:val="nil"/>
-              <w:left w:space="0" w:sz="0" w:val="nil"/>
-              <w:bottom w:space="0" w:sz="0" w:val="nil"/>
-              <w:right w:space="0" w:sz="0" w:val="nil"/>
-              <w:between w:space="0" w:sz="0" w:val="nil"/>
-            </w:pBdr>
-            <w:shd w:fill="auto" w:val="clear"/>
+            <w:widowControl w:val="0"/>
             <w:tabs>
-              <w:tab w:val="right" w:leader="none" w:pos="9016"/>
+              <w:tab w:val="right" w:leader="dot" w:pos="12000"/>
             </w:tabs>
-            <w:spacing w:after="100" w:before="0" w:line="279" w:lineRule="auto"/>
-            <w:ind w:left="0" w:right="0" w:firstLine="0"/>
-            <w:jc w:val="left"/>
+            <w:spacing w:after="0" w:before="60" w:line="240" w:lineRule="auto"/>
             <w:rPr>
-              <w:rFonts w:ascii="Times New Roman" w:cs="Times New Roman" w:eastAsia="Times New Roman" w:hAnsi="Times New Roman"/>
-              <w:b w:val="0"/>
-              <w:bCs w:val="0"/>
+              <w:rFonts w:ascii="Arial" w:cs="Arial" w:eastAsia="Arial" w:hAnsi="Arial"/>
+              <w:b w:val="1"/>
+              <w:bCs w:val="1"/>
               <w:i w:val="0"/>
               <w:iCs w:val="0"/>
               <w:smallCaps w:val="0"/>
               <w:strike w:val="0"/>
               <w:color w:val="000000"/>
-              <w:sz w:val="26"/>
-              <w:szCs w:val="26"/>
+              <w:sz w:val="22"/>
+              <w:szCs w:val="22"/>
               <w:u w:val="none"/>
               <w:shd w:fill="auto" w:val="clear"/>
               <w:vertAlign w:val="baseline"/>
@@ -2323,26 +2237,14 @@
         </w:p>
         <w:p>
           <w:pPr>
-            <w:keepNext w:val="0"/>
-            <w:keepLines w:val="0"/>
-            <w:pageBreakBefore w:val="0"/>
-            <w:widowControl w:val="1"/>
-            <w:pBdr>
-              <w:top w:space="0" w:sz="0" w:val="nil"/>
-              <w:left w:space="0" w:sz="0" w:val="nil"/>
-              <w:bottom w:space="0" w:sz="0" w:val="nil"/>
-              <w:right w:space="0" w:sz="0" w:val="nil"/>
-              <w:between w:space="0" w:sz="0" w:val="nil"/>
-            </w:pBdr>
-            <w:shd w:fill="auto" w:val="clear"/>
+            <w:widowControl w:val="0"/>
             <w:tabs>
-              <w:tab w:val="right" w:leader="none" w:pos="9016"/>
+              <w:tab w:val="right" w:leader="dot" w:pos="12000"/>
             </w:tabs>
-            <w:spacing w:after="100" w:before="0" w:line="279" w:lineRule="auto"/>
-            <w:ind w:left="220" w:right="0" w:firstLine="0"/>
-            <w:jc w:val="left"/>
+            <w:spacing w:after="0" w:before="60" w:line="240" w:lineRule="auto"/>
+            <w:ind w:left="360" w:firstLine="0"/>
             <w:rPr>
-              <w:rFonts w:ascii="Times New Roman" w:cs="Times New Roman" w:eastAsia="Times New Roman" w:hAnsi="Times New Roman"/>
+              <w:rFonts w:ascii="Arial" w:cs="Arial" w:eastAsia="Arial" w:hAnsi="Arial"/>
               <w:b w:val="0"/>
               <w:bCs w:val="0"/>
               <w:i w:val="0"/>
@@ -2350,8 +2252,8 @@
               <w:smallCaps w:val="0"/>
               <w:strike w:val="0"/>
               <w:color w:val="000000"/>
-              <w:sz w:val="26"/>
-              <w:szCs w:val="26"/>
+              <w:sz w:val="22"/>
+              <w:szCs w:val="22"/>
               <w:u w:val="none"/>
               <w:shd w:fill="auto" w:val="clear"/>
               <w:vertAlign w:val="baseline"/>
@@ -2388,26 +2290,14 @@
         </w:p>
         <w:p>
           <w:pPr>
-            <w:keepNext w:val="0"/>
-            <w:keepLines w:val="0"/>
-            <w:pageBreakBefore w:val="0"/>
-            <w:widowControl w:val="1"/>
-            <w:pBdr>
-              <w:top w:space="0" w:sz="0" w:val="nil"/>
-              <w:left w:space="0" w:sz="0" w:val="nil"/>
-              <w:bottom w:space="0" w:sz="0" w:val="nil"/>
-              <w:right w:space="0" w:sz="0" w:val="nil"/>
-              <w:between w:space="0" w:sz="0" w:val="nil"/>
-            </w:pBdr>
-            <w:shd w:fill="auto" w:val="clear"/>
+            <w:widowControl w:val="0"/>
             <w:tabs>
-              <w:tab w:val="right" w:leader="none" w:pos="9016"/>
+              <w:tab w:val="right" w:leader="dot" w:pos="12000"/>
             </w:tabs>
-            <w:spacing w:after="100" w:before="0" w:line="279" w:lineRule="auto"/>
-            <w:ind w:left="220" w:right="0" w:firstLine="0"/>
-            <w:jc w:val="left"/>
+            <w:spacing w:after="0" w:before="60" w:line="240" w:lineRule="auto"/>
+            <w:ind w:left="360" w:firstLine="0"/>
             <w:rPr>
-              <w:rFonts w:ascii="Times New Roman" w:cs="Times New Roman" w:eastAsia="Times New Roman" w:hAnsi="Times New Roman"/>
+              <w:rFonts w:ascii="Arial" w:cs="Arial" w:eastAsia="Arial" w:hAnsi="Arial"/>
               <w:b w:val="0"/>
               <w:bCs w:val="0"/>
               <w:i w:val="0"/>
@@ -2415,8 +2305,8 @@
               <w:smallCaps w:val="0"/>
               <w:strike w:val="0"/>
               <w:color w:val="000000"/>
-              <w:sz w:val="26"/>
-              <w:szCs w:val="26"/>
+              <w:sz w:val="22"/>
+              <w:szCs w:val="22"/>
               <w:u w:val="none"/>
               <w:shd w:fill="auto" w:val="clear"/>
               <w:vertAlign w:val="baseline"/>
@@ -2453,100 +2343,22 @@
         </w:p>
         <w:p>
           <w:pPr>
-            <w:keepNext w:val="0"/>
-            <w:keepLines w:val="0"/>
-            <w:pageBreakBefore w:val="0"/>
-            <w:widowControl w:val="1"/>
-            <w:pBdr>
-              <w:top w:space="0" w:sz="0" w:val="nil"/>
-              <w:left w:space="0" w:sz="0" w:val="nil"/>
-              <w:bottom w:space="0" w:sz="0" w:val="nil"/>
-              <w:right w:space="0" w:sz="0" w:val="nil"/>
-              <w:between w:space="0" w:sz="0" w:val="nil"/>
-            </w:pBdr>
-            <w:shd w:fill="auto" w:val="clear"/>
+            <w:widowControl w:val="0"/>
             <w:tabs>
-              <w:tab w:val="right" w:leader="none" w:pos="9016"/>
+              <w:tab w:val="right" w:leader="dot" w:pos="12000"/>
             </w:tabs>
-            <w:spacing w:after="100" w:before="0" w:line="279" w:lineRule="auto"/>
-            <w:ind w:left="220" w:right="0" w:firstLine="0"/>
-            <w:jc w:val="left"/>
+            <w:spacing w:after="0" w:before="60" w:line="240" w:lineRule="auto"/>
             <w:rPr>
-              <w:rFonts w:ascii="Times New Roman" w:cs="Times New Roman" w:eastAsia="Times New Roman" w:hAnsi="Times New Roman"/>
-              <w:b w:val="0"/>
-              <w:bCs w:val="0"/>
+              <w:rFonts w:ascii="Arial" w:cs="Arial" w:eastAsia="Arial" w:hAnsi="Arial"/>
+              <w:b w:val="1"/>
+              <w:bCs w:val="1"/>
               <w:i w:val="0"/>
               <w:iCs w:val="0"/>
               <w:smallCaps w:val="0"/>
               <w:strike w:val="0"/>
               <w:color w:val="000000"/>
-              <w:sz w:val="26"/>
-              <w:szCs w:val="26"/>
-              <w:u w:val="none"/>
-              <w:shd w:fill="auto" w:val="clear"/>
-              <w:vertAlign w:val="baseline"/>
-            </w:rPr>
-          </w:pPr>
-          <w:hyperlink w:anchor="_heading=h.33we0l5amcez">
-            <w:r>
-              <w:rPr>
-                <w:rFonts w:ascii="Times New Roman" w:cs="Times New Roman" w:eastAsia="Times New Roman" w:hAnsi="Times New Roman"/>
-                <w:b w:val="0"/>
-                <w:bCs w:val="0"/>
-                <w:i w:val="0"/>
-                <w:iCs w:val="0"/>
-                <w:smallCaps w:val="0"/>
-                <w:strike w:val="0"/>
-                <w:color w:val="000000"/>
-                <w:sz w:val="26"/>
-                <w:szCs w:val="26"/>
-                <w:u w:val="none"/>
-                <w:shd w:fill="auto" w:val="clear"/>
-                <w:vertAlign w:val="baseline"/>
-                <w:rtl w:val="0"/>
-              </w:rPr>
-              <w:t xml:space="preserve">2.3 Analýza simulačních mechanik a scénářů</w:t>
-              <w:tab/>
-              <w:t xml:space="preserve">11</w:t>
-            </w:r>
-          </w:hyperlink>
-          <w:r>
-            <w:rPr>
-              <w:rtl w:val="0"/>
-            </w:rPr>
-          </w:r>
-        </w:p>
-        <w:p>
-          <w:pPr>
-            <w:keepNext w:val="0"/>
-            <w:keepLines w:val="0"/>
-            <w:pageBreakBefore w:val="0"/>
-            <w:widowControl w:val="1"/>
-            <w:pBdr>
-              <w:top w:space="0" w:sz="0" w:val="nil"/>
-              <w:left w:space="0" w:sz="0" w:val="nil"/>
-              <w:bottom w:space="0" w:sz="0" w:val="nil"/>
-              <w:right w:space="0" w:sz="0" w:val="nil"/>
-              <w:between w:space="0" w:sz="0" w:val="nil"/>
-            </w:pBdr>
-            <w:shd w:fill="auto" w:val="clear"/>
-            <w:tabs>
-              <w:tab w:val="right" w:leader="none" w:pos="9016"/>
-            </w:tabs>
-            <w:spacing w:after="100" w:before="0" w:line="279" w:lineRule="auto"/>
-            <w:ind w:left="0" w:right="0" w:firstLine="0"/>
-            <w:jc w:val="left"/>
-            <w:rPr>
-              <w:rFonts w:ascii="Times New Roman" w:cs="Times New Roman" w:eastAsia="Times New Roman" w:hAnsi="Times New Roman"/>
-              <w:b w:val="0"/>
-              <w:bCs w:val="0"/>
-              <w:i w:val="0"/>
-              <w:iCs w:val="0"/>
-              <w:smallCaps w:val="0"/>
-              <w:strike w:val="0"/>
-              <w:color w:val="000000"/>
-              <w:sz w:val="26"/>
-              <w:szCs w:val="26"/>
+              <w:sz w:val="22"/>
+              <w:szCs w:val="22"/>
               <w:u w:val="none"/>
               <w:shd w:fill="auto" w:val="clear"/>
               <w:vertAlign w:val="baseline"/>
@@ -2572,7 +2384,7 @@
               </w:rPr>
               <w:t xml:space="preserve">3. Návrh datové struktury projektu</w:t>
               <w:tab/>
-              <w:t xml:space="preserve">12</w:t>
+              <w:t xml:space="preserve">13</w:t>
             </w:r>
           </w:hyperlink>
           <w:r>
@@ -2583,26 +2395,14 @@
         </w:p>
         <w:p>
           <w:pPr>
-            <w:keepNext w:val="0"/>
-            <w:keepLines w:val="0"/>
-            <w:pageBreakBefore w:val="0"/>
-            <w:widowControl w:val="1"/>
-            <w:pBdr>
-              <w:top w:space="0" w:sz="0" w:val="nil"/>
-              <w:left w:space="0" w:sz="0" w:val="nil"/>
-              <w:bottom w:space="0" w:sz="0" w:val="nil"/>
-              <w:right w:space="0" w:sz="0" w:val="nil"/>
-              <w:between w:space="0" w:sz="0" w:val="nil"/>
-            </w:pBdr>
-            <w:shd w:fill="auto" w:val="clear"/>
+            <w:widowControl w:val="0"/>
             <w:tabs>
-              <w:tab w:val="right" w:leader="none" w:pos="9016"/>
+              <w:tab w:val="right" w:leader="dot" w:pos="12000"/>
             </w:tabs>
-            <w:spacing w:after="100" w:before="0" w:line="279" w:lineRule="auto"/>
-            <w:ind w:left="220" w:right="0" w:firstLine="0"/>
-            <w:jc w:val="left"/>
+            <w:spacing w:after="0" w:before="60" w:line="240" w:lineRule="auto"/>
+            <w:ind w:left="360" w:firstLine="0"/>
             <w:rPr>
-              <w:rFonts w:ascii="Times New Roman" w:cs="Times New Roman" w:eastAsia="Times New Roman" w:hAnsi="Times New Roman"/>
+              <w:rFonts w:ascii="Arial" w:cs="Arial" w:eastAsia="Arial" w:hAnsi="Arial"/>
               <w:b w:val="0"/>
               <w:bCs w:val="0"/>
               <w:i w:val="0"/>
@@ -2610,8 +2410,8 @@
               <w:smallCaps w:val="0"/>
               <w:strike w:val="0"/>
               <w:color w:val="000000"/>
-              <w:sz w:val="26"/>
-              <w:szCs w:val="26"/>
+              <w:sz w:val="22"/>
+              <w:szCs w:val="22"/>
               <w:u w:val="none"/>
               <w:shd w:fill="auto" w:val="clear"/>
               <w:vertAlign w:val="baseline"/>
@@ -2637,7 +2437,7 @@
               </w:rPr>
               <w:t xml:space="preserve">3.1 Objektový návrh projektu</w:t>
               <w:tab/>
-              <w:t xml:space="preserve">12</w:t>
+              <w:t xml:space="preserve">13</w:t>
             </w:r>
           </w:hyperlink>
           <w:r>
@@ -2648,26 +2448,14 @@
         </w:p>
         <w:p>
           <w:pPr>
-            <w:keepNext w:val="0"/>
-            <w:keepLines w:val="0"/>
-            <w:pageBreakBefore w:val="0"/>
-            <w:widowControl w:val="1"/>
-            <w:pBdr>
-              <w:top w:space="0" w:sz="0" w:val="nil"/>
-              <w:left w:space="0" w:sz="0" w:val="nil"/>
-              <w:bottom w:space="0" w:sz="0" w:val="nil"/>
-              <w:right w:space="0" w:sz="0" w:val="nil"/>
-              <w:between w:space="0" w:sz="0" w:val="nil"/>
-            </w:pBdr>
-            <w:shd w:fill="auto" w:val="clear"/>
+            <w:widowControl w:val="0"/>
             <w:tabs>
-              <w:tab w:val="right" w:leader="none" w:pos="9016"/>
+              <w:tab w:val="right" w:leader="dot" w:pos="12000"/>
             </w:tabs>
-            <w:spacing w:after="100" w:before="0" w:line="279" w:lineRule="auto"/>
-            <w:ind w:left="220" w:right="0" w:firstLine="0"/>
-            <w:jc w:val="left"/>
+            <w:spacing w:after="0" w:before="60" w:line="240" w:lineRule="auto"/>
+            <w:ind w:left="360" w:firstLine="0"/>
             <w:rPr>
-              <w:rFonts w:ascii="Times New Roman" w:cs="Times New Roman" w:eastAsia="Times New Roman" w:hAnsi="Times New Roman"/>
+              <w:rFonts w:ascii="Arial" w:cs="Arial" w:eastAsia="Arial" w:hAnsi="Arial"/>
               <w:b w:val="0"/>
               <w:bCs w:val="0"/>
               <w:i w:val="0"/>
@@ -2675,8 +2463,8 @@
               <w:smallCaps w:val="0"/>
               <w:strike w:val="0"/>
               <w:color w:val="000000"/>
-              <w:sz w:val="26"/>
-              <w:szCs w:val="26"/>
+              <w:sz w:val="22"/>
+              <w:szCs w:val="22"/>
               <w:u w:val="none"/>
               <w:shd w:fill="auto" w:val="clear"/>
               <w:vertAlign w:val="baseline"/>
@@ -2702,7 +2490,7 @@
               </w:rPr>
               <w:t xml:space="preserve">3.2. Vztahy mezi třídami a systémové relace</w:t>
               <w:tab/>
-              <w:t xml:space="preserve">13</w:t>
+              <w:t xml:space="preserve">14</w:t>
             </w:r>
           </w:hyperlink>
           <w:r>
@@ -2713,35 +2501,22 @@
         </w:p>
         <w:p>
           <w:pPr>
-            <w:keepNext w:val="0"/>
-            <w:keepLines w:val="0"/>
-            <w:pageBreakBefore w:val="0"/>
-            <w:widowControl w:val="1"/>
-            <w:pBdr>
-              <w:top w:space="0" w:sz="0" w:val="nil"/>
-              <w:left w:space="0" w:sz="0" w:val="nil"/>
-              <w:bottom w:space="0" w:sz="0" w:val="nil"/>
-              <w:right w:space="0" w:sz="0" w:val="nil"/>
-              <w:between w:space="0" w:sz="0" w:val="nil"/>
-            </w:pBdr>
-            <w:shd w:fill="auto" w:val="clear"/>
+            <w:widowControl w:val="0"/>
             <w:tabs>
-              <w:tab w:val="right" w:leader="none" w:pos="9016"/>
+              <w:tab w:val="right" w:leader="dot" w:pos="12000"/>
             </w:tabs>
-            <w:spacing w:after="100" w:before="0" w:line="279" w:lineRule="auto"/>
-            <w:ind w:left="0" w:right="0" w:firstLine="0"/>
-            <w:jc w:val="left"/>
+            <w:spacing w:after="0" w:before="60" w:line="240" w:lineRule="auto"/>
             <w:rPr>
-              <w:rFonts w:ascii="Times New Roman" w:cs="Times New Roman" w:eastAsia="Times New Roman" w:hAnsi="Times New Roman"/>
-              <w:b w:val="0"/>
-              <w:bCs w:val="0"/>
+              <w:rFonts w:ascii="Arial" w:cs="Arial" w:eastAsia="Arial" w:hAnsi="Arial"/>
+              <w:b w:val="1"/>
+              <w:bCs w:val="1"/>
               <w:i w:val="0"/>
               <w:iCs w:val="0"/>
               <w:smallCaps w:val="0"/>
               <w:strike w:val="0"/>
               <w:color w:val="000000"/>
-              <w:sz w:val="26"/>
-              <w:szCs w:val="26"/>
+              <w:sz w:val="22"/>
+              <w:szCs w:val="22"/>
               <w:u w:val="none"/>
               <w:shd w:fill="auto" w:val="clear"/>
               <w:vertAlign w:val="baseline"/>
@@ -2767,7 +2542,7 @@
               </w:rPr>
               <w:t xml:space="preserve">4. Technické řešení projektu</w:t>
               <w:tab/>
-              <w:t xml:space="preserve">15</w:t>
+              <w:t xml:space="preserve">16</w:t>
             </w:r>
           </w:hyperlink>
           <w:r>
@@ -2778,26 +2553,14 @@
         </w:p>
         <w:p>
           <w:pPr>
-            <w:keepNext w:val="0"/>
-            <w:keepLines w:val="0"/>
-            <w:pageBreakBefore w:val="0"/>
-            <w:widowControl w:val="1"/>
-            <w:pBdr>
-              <w:top w:space="0" w:sz="0" w:val="nil"/>
-              <w:left w:space="0" w:sz="0" w:val="nil"/>
-              <w:bottom w:space="0" w:sz="0" w:val="nil"/>
-              <w:right w:space="0" w:sz="0" w:val="nil"/>
-              <w:between w:space="0" w:sz="0" w:val="nil"/>
-            </w:pBdr>
-            <w:shd w:fill="auto" w:val="clear"/>
+            <w:widowControl w:val="0"/>
             <w:tabs>
-              <w:tab w:val="right" w:leader="none" w:pos="9016"/>
+              <w:tab w:val="right" w:leader="dot" w:pos="12000"/>
             </w:tabs>
-            <w:spacing w:after="100" w:before="0" w:line="279" w:lineRule="auto"/>
-            <w:ind w:left="220" w:right="0" w:firstLine="0"/>
-            <w:jc w:val="left"/>
+            <w:spacing w:after="0" w:before="60" w:line="240" w:lineRule="auto"/>
+            <w:ind w:left="360" w:firstLine="0"/>
             <w:rPr>
-              <w:rFonts w:ascii="Times New Roman" w:cs="Times New Roman" w:eastAsia="Times New Roman" w:hAnsi="Times New Roman"/>
+              <w:rFonts w:ascii="Arial" w:cs="Arial" w:eastAsia="Arial" w:hAnsi="Arial"/>
               <w:b w:val="0"/>
               <w:bCs w:val="0"/>
               <w:i w:val="0"/>
@@ -2805,8 +2568,8 @@
               <w:smallCaps w:val="0"/>
               <w:strike w:val="0"/>
               <w:color w:val="000000"/>
-              <w:sz w:val="26"/>
-              <w:szCs w:val="26"/>
+              <w:sz w:val="22"/>
+              <w:szCs w:val="22"/>
               <w:u w:val="none"/>
               <w:shd w:fill="auto" w:val="clear"/>
               <w:vertAlign w:val="baseline"/>
@@ -2832,7 +2595,7 @@
               </w:rPr>
               <w:t xml:space="preserve">4.1 Grafické zpracování simulační mapy</w:t>
               <w:tab/>
-              <w:t xml:space="preserve">15</w:t>
+              <w:t xml:space="preserve">16</w:t>
             </w:r>
           </w:hyperlink>
           <w:r>
@@ -2843,26 +2606,14 @@
         </w:p>
         <w:p>
           <w:pPr>
-            <w:keepNext w:val="0"/>
-            <w:keepLines w:val="0"/>
-            <w:pageBreakBefore w:val="0"/>
-            <w:widowControl w:val="1"/>
-            <w:pBdr>
-              <w:top w:space="0" w:sz="0" w:val="nil"/>
-              <w:left w:space="0" w:sz="0" w:val="nil"/>
-              <w:bottom w:space="0" w:sz="0" w:val="nil"/>
-              <w:right w:space="0" w:sz="0" w:val="nil"/>
-              <w:between w:space="0" w:sz="0" w:val="nil"/>
-            </w:pBdr>
-            <w:shd w:fill="auto" w:val="clear"/>
+            <w:widowControl w:val="0"/>
             <w:tabs>
-              <w:tab w:val="right" w:leader="none" w:pos="9016"/>
+              <w:tab w:val="right" w:leader="dot" w:pos="12000"/>
             </w:tabs>
-            <w:spacing w:after="100" w:before="0" w:line="279" w:lineRule="auto"/>
-            <w:ind w:left="220" w:right="0" w:firstLine="0"/>
-            <w:jc w:val="left"/>
+            <w:spacing w:after="0" w:before="60" w:line="240" w:lineRule="auto"/>
+            <w:ind w:left="360" w:firstLine="0"/>
             <w:rPr>
-              <w:rFonts w:ascii="Times New Roman" w:cs="Times New Roman" w:eastAsia="Times New Roman" w:hAnsi="Times New Roman"/>
+              <w:rFonts w:ascii="Arial" w:cs="Arial" w:eastAsia="Arial" w:hAnsi="Arial"/>
               <w:b w:val="0"/>
               <w:bCs w:val="0"/>
               <w:i w:val="0"/>
@@ -2870,8 +2621,8 @@
               <w:smallCaps w:val="0"/>
               <w:strike w:val="0"/>
               <w:color w:val="000000"/>
-              <w:sz w:val="26"/>
-              <w:szCs w:val="26"/>
+              <w:sz w:val="22"/>
+              <w:szCs w:val="22"/>
               <w:u w:val="none"/>
               <w:shd w:fill="auto" w:val="clear"/>
               <w:vertAlign w:val="baseline"/>
@@ -2897,7 +2648,7 @@
               </w:rPr>
               <w:t xml:space="preserve">4.2 Algoritmus na výběr scénářů</w:t>
               <w:tab/>
-              <w:t xml:space="preserve">16</w:t>
+              <w:t xml:space="preserve">17</w:t>
             </w:r>
           </w:hyperlink>
           <w:r>
@@ -2908,26 +2659,14 @@
         </w:p>
         <w:p>
           <w:pPr>
-            <w:keepNext w:val="0"/>
-            <w:keepLines w:val="0"/>
-            <w:pageBreakBefore w:val="0"/>
-            <w:widowControl w:val="1"/>
-            <w:pBdr>
-              <w:top w:space="0" w:sz="0" w:val="nil"/>
-              <w:left w:space="0" w:sz="0" w:val="nil"/>
-              <w:bottom w:space="0" w:sz="0" w:val="nil"/>
-              <w:right w:space="0" w:sz="0" w:val="nil"/>
-              <w:between w:space="0" w:sz="0" w:val="nil"/>
-            </w:pBdr>
-            <w:shd w:fill="auto" w:val="clear"/>
+            <w:widowControl w:val="0"/>
             <w:tabs>
-              <w:tab w:val="right" w:leader="none" w:pos="9016"/>
+              <w:tab w:val="right" w:leader="dot" w:pos="12000"/>
             </w:tabs>
-            <w:spacing w:after="100" w:before="0" w:line="279" w:lineRule="auto"/>
-            <w:ind w:left="220" w:right="0" w:firstLine="0"/>
-            <w:jc w:val="left"/>
+            <w:spacing w:after="0" w:before="60" w:line="240" w:lineRule="auto"/>
+            <w:ind w:left="360" w:firstLine="0"/>
             <w:rPr>
-              <w:rFonts w:ascii="Times New Roman" w:cs="Times New Roman" w:eastAsia="Times New Roman" w:hAnsi="Times New Roman"/>
+              <w:rFonts w:ascii="Arial" w:cs="Arial" w:eastAsia="Arial" w:hAnsi="Arial"/>
               <w:b w:val="0"/>
               <w:bCs w:val="0"/>
               <w:i w:val="0"/>
@@ -2935,8 +2674,8 @@
               <w:smallCaps w:val="0"/>
               <w:strike w:val="0"/>
               <w:color w:val="000000"/>
-              <w:sz w:val="26"/>
-              <w:szCs w:val="26"/>
+              <w:sz w:val="22"/>
+              <w:szCs w:val="22"/>
               <w:u w:val="none"/>
               <w:shd w:fill="auto" w:val="clear"/>
               <w:vertAlign w:val="baseline"/>
@@ -2962,7 +2701,7 @@
               </w:rPr>
               <w:t xml:space="preserve">4.3 Komunikace mezi frontend-backend</w:t>
               <w:tab/>
-              <w:t xml:space="preserve">18</w:t>
+              <w:t xml:space="preserve">19</w:t>
             </w:r>
           </w:hyperlink>
           <w:r>
@@ -2973,26 +2712,14 @@
         </w:p>
         <w:p>
           <w:pPr>
-            <w:keepNext w:val="0"/>
-            <w:keepLines w:val="0"/>
-            <w:pageBreakBefore w:val="0"/>
-            <w:widowControl w:val="1"/>
-            <w:pBdr>
-              <w:top w:space="0" w:sz="0" w:val="nil"/>
-              <w:left w:space="0" w:sz="0" w:val="nil"/>
-              <w:bottom w:space="0" w:sz="0" w:val="nil"/>
-              <w:right w:space="0" w:sz="0" w:val="nil"/>
-              <w:between w:space="0" w:sz="0" w:val="nil"/>
-            </w:pBdr>
-            <w:shd w:fill="auto" w:val="clear"/>
+            <w:widowControl w:val="0"/>
             <w:tabs>
-              <w:tab w:val="right" w:leader="none" w:pos="9016"/>
+              <w:tab w:val="right" w:leader="dot" w:pos="12000"/>
             </w:tabs>
-            <w:spacing w:after="100" w:before="0" w:line="279" w:lineRule="auto"/>
-            <w:ind w:left="220" w:right="0" w:firstLine="0"/>
-            <w:jc w:val="left"/>
+            <w:spacing w:after="0" w:before="60" w:line="240" w:lineRule="auto"/>
+            <w:ind w:left="360" w:firstLine="0"/>
             <w:rPr>
-              <w:rFonts w:ascii="Times New Roman" w:cs="Times New Roman" w:eastAsia="Times New Roman" w:hAnsi="Times New Roman"/>
+              <w:rFonts w:ascii="Arial" w:cs="Arial" w:eastAsia="Arial" w:hAnsi="Arial"/>
               <w:b w:val="0"/>
               <w:bCs w:val="0"/>
               <w:i w:val="0"/>
@@ -3000,8 +2727,8 @@
               <w:smallCaps w:val="0"/>
               <w:strike w:val="0"/>
               <w:color w:val="000000"/>
-              <w:sz w:val="26"/>
-              <w:szCs w:val="26"/>
+              <w:sz w:val="22"/>
+              <w:szCs w:val="22"/>
               <w:u w:val="none"/>
               <w:shd w:fill="auto" w:val="clear"/>
               <w:vertAlign w:val="baseline"/>
@@ -3027,7 +2754,7 @@
               </w:rPr>
               <w:t xml:space="preserve">4.4 Fungování jednoho herního cyklu</w:t>
               <w:tab/>
-              <w:t xml:space="preserve">19</w:t>
+              <w:t xml:space="preserve">20</w:t>
             </w:r>
           </w:hyperlink>
           <w:r>
@@ -3038,35 +2765,22 @@
         </w:p>
         <w:p>
           <w:pPr>
-            <w:keepNext w:val="0"/>
-            <w:keepLines w:val="0"/>
-            <w:pageBreakBefore w:val="0"/>
-            <w:widowControl w:val="1"/>
-            <w:pBdr>
-              <w:top w:space="0" w:sz="0" w:val="nil"/>
-              <w:left w:space="0" w:sz="0" w:val="nil"/>
-              <w:bottom w:space="0" w:sz="0" w:val="nil"/>
-              <w:right w:space="0" w:sz="0" w:val="nil"/>
-              <w:between w:space="0" w:sz="0" w:val="nil"/>
-            </w:pBdr>
-            <w:shd w:fill="auto" w:val="clear"/>
+            <w:widowControl w:val="0"/>
             <w:tabs>
-              <w:tab w:val="right" w:leader="none" w:pos="9016"/>
+              <w:tab w:val="right" w:leader="dot" w:pos="12000"/>
             </w:tabs>
-            <w:spacing w:after="100" w:before="0" w:line="279" w:lineRule="auto"/>
-            <w:ind w:left="0" w:right="0" w:firstLine="0"/>
-            <w:jc w:val="left"/>
+            <w:spacing w:after="0" w:before="60" w:line="240" w:lineRule="auto"/>
             <w:rPr>
-              <w:rFonts w:ascii="Times New Roman" w:cs="Times New Roman" w:eastAsia="Times New Roman" w:hAnsi="Times New Roman"/>
-              <w:b w:val="0"/>
-              <w:bCs w:val="0"/>
+              <w:rFonts w:ascii="Arial" w:cs="Arial" w:eastAsia="Arial" w:hAnsi="Arial"/>
+              <w:b w:val="1"/>
+              <w:bCs w:val="1"/>
               <w:i w:val="0"/>
               <w:iCs w:val="0"/>
               <w:smallCaps w:val="0"/>
               <w:strike w:val="0"/>
               <w:color w:val="000000"/>
-              <w:sz w:val="26"/>
-              <w:szCs w:val="26"/>
+              <w:sz w:val="22"/>
+              <w:szCs w:val="22"/>
               <w:u w:val="none"/>
               <w:shd w:fill="auto" w:val="clear"/>
               <w:vertAlign w:val="baseline"/>
@@ -3092,7 +2806,7 @@
               </w:rPr>
               <w:t xml:space="preserve">5. Uživatelské rozhraní</w:t>
               <w:tab/>
-              <w:t xml:space="preserve">20</w:t>
+              <w:t xml:space="preserve">21</w:t>
             </w:r>
           </w:hyperlink>
           <w:r>
@@ -3103,26 +2817,14 @@
         </w:p>
         <w:p>
           <w:pPr>
-            <w:keepNext w:val="0"/>
-            <w:keepLines w:val="0"/>
-            <w:pageBreakBefore w:val="0"/>
-            <w:widowControl w:val="1"/>
-            <w:pBdr>
-              <w:top w:space="0" w:sz="0" w:val="nil"/>
-              <w:left w:space="0" w:sz="0" w:val="nil"/>
-              <w:bottom w:space="0" w:sz="0" w:val="nil"/>
-              <w:right w:space="0" w:sz="0" w:val="nil"/>
-              <w:between w:space="0" w:sz="0" w:val="nil"/>
-            </w:pBdr>
-            <w:shd w:fill="auto" w:val="clear"/>
+            <w:widowControl w:val="0"/>
             <w:tabs>
-              <w:tab w:val="right" w:leader="none" w:pos="9016"/>
+              <w:tab w:val="right" w:leader="dot" w:pos="12000"/>
             </w:tabs>
-            <w:spacing w:after="100" w:before="0" w:line="279" w:lineRule="auto"/>
-            <w:ind w:left="220" w:right="0" w:firstLine="0"/>
-            <w:jc w:val="left"/>
+            <w:spacing w:after="0" w:before="60" w:line="240" w:lineRule="auto"/>
+            <w:ind w:left="360" w:firstLine="0"/>
             <w:rPr>
-              <w:rFonts w:ascii="Times New Roman" w:cs="Times New Roman" w:eastAsia="Times New Roman" w:hAnsi="Times New Roman"/>
+              <w:rFonts w:ascii="Arial" w:cs="Arial" w:eastAsia="Arial" w:hAnsi="Arial"/>
               <w:b w:val="0"/>
               <w:bCs w:val="0"/>
               <w:i w:val="0"/>
@@ -3130,8 +2832,8 @@
               <w:smallCaps w:val="0"/>
               <w:strike w:val="0"/>
               <w:color w:val="000000"/>
-              <w:sz w:val="26"/>
-              <w:szCs w:val="26"/>
+              <w:sz w:val="22"/>
+              <w:szCs w:val="22"/>
               <w:u w:val="none"/>
               <w:shd w:fill="auto" w:val="clear"/>
               <w:vertAlign w:val="baseline"/>
@@ -3157,7 +2859,7 @@
               </w:rPr>
               <w:t xml:space="preserve">5.1 Principy ovládání simulace</w:t>
               <w:tab/>
-              <w:t xml:space="preserve">20</w:t>
+              <w:t xml:space="preserve">21</w:t>
             </w:r>
           </w:hyperlink>
           <w:r>
@@ -3168,26 +2870,14 @@
         </w:p>
         <w:p>
           <w:pPr>
-            <w:keepNext w:val="0"/>
-            <w:keepLines w:val="0"/>
-            <w:pageBreakBefore w:val="0"/>
-            <w:widowControl w:val="1"/>
-            <w:pBdr>
-              <w:top w:space="0" w:sz="0" w:val="nil"/>
-              <w:left w:space="0" w:sz="0" w:val="nil"/>
-              <w:bottom w:space="0" w:sz="0" w:val="nil"/>
-              <w:right w:space="0" w:sz="0" w:val="nil"/>
-              <w:between w:space="0" w:sz="0" w:val="nil"/>
-            </w:pBdr>
-            <w:shd w:fill="auto" w:val="clear"/>
+            <w:widowControl w:val="0"/>
             <w:tabs>
-              <w:tab w:val="right" w:leader="none" w:pos="9016"/>
+              <w:tab w:val="right" w:leader="dot" w:pos="12000"/>
             </w:tabs>
-            <w:spacing w:after="100" w:before="0" w:line="279" w:lineRule="auto"/>
-            <w:ind w:left="220" w:right="0" w:firstLine="0"/>
-            <w:jc w:val="left"/>
+            <w:spacing w:after="0" w:before="60" w:line="240" w:lineRule="auto"/>
+            <w:ind w:left="360" w:firstLine="0"/>
             <w:rPr>
-              <w:rFonts w:ascii="Times New Roman" w:cs="Times New Roman" w:eastAsia="Times New Roman" w:hAnsi="Times New Roman"/>
+              <w:rFonts w:ascii="Arial" w:cs="Arial" w:eastAsia="Arial" w:hAnsi="Arial"/>
               <w:b w:val="0"/>
               <w:bCs w:val="0"/>
               <w:i w:val="0"/>
@@ -3195,8 +2885,8 @@
               <w:smallCaps w:val="0"/>
               <w:strike w:val="0"/>
               <w:color w:val="000000"/>
-              <w:sz w:val="26"/>
-              <w:szCs w:val="26"/>
+              <w:sz w:val="22"/>
+              <w:szCs w:val="22"/>
               <w:u w:val="none"/>
               <w:shd w:fill="auto" w:val="clear"/>
               <w:vertAlign w:val="baseline"/>
@@ -3222,7 +2912,7 @@
               </w:rPr>
               <w:t xml:space="preserve">5.2 Postup zprovoznění projektu z GIT repozitáře</w:t>
               <w:tab/>
-              <w:t xml:space="preserve">20</w:t>
+              <w:t xml:space="preserve">21</w:t>
             </w:r>
           </w:hyperlink>
           <w:r>
@@ -3233,35 +2923,22 @@
         </w:p>
         <w:p>
           <w:pPr>
-            <w:keepNext w:val="0"/>
-            <w:keepLines w:val="0"/>
-            <w:pageBreakBefore w:val="0"/>
-            <w:widowControl w:val="1"/>
-            <w:pBdr>
-              <w:top w:space="0" w:sz="0" w:val="nil"/>
-              <w:left w:space="0" w:sz="0" w:val="nil"/>
-              <w:bottom w:space="0" w:sz="0" w:val="nil"/>
-              <w:right w:space="0" w:sz="0" w:val="nil"/>
-              <w:between w:space="0" w:sz="0" w:val="nil"/>
-            </w:pBdr>
-            <w:shd w:fill="auto" w:val="clear"/>
+            <w:widowControl w:val="0"/>
             <w:tabs>
-              <w:tab w:val="right" w:leader="none" w:pos="9016"/>
+              <w:tab w:val="right" w:leader="dot" w:pos="12000"/>
             </w:tabs>
-            <w:spacing w:after="100" w:before="0" w:line="279" w:lineRule="auto"/>
-            <w:ind w:left="0" w:right="0" w:firstLine="0"/>
-            <w:jc w:val="left"/>
+            <w:spacing w:after="0" w:before="60" w:line="240" w:lineRule="auto"/>
             <w:rPr>
-              <w:rFonts w:ascii="Times New Roman" w:cs="Times New Roman" w:eastAsia="Times New Roman" w:hAnsi="Times New Roman"/>
-              <w:b w:val="0"/>
-              <w:bCs w:val="0"/>
+              <w:rFonts w:ascii="Arial" w:cs="Arial" w:eastAsia="Arial" w:hAnsi="Arial"/>
+              <w:b w:val="1"/>
+              <w:bCs w:val="1"/>
               <w:i w:val="0"/>
               <w:iCs w:val="0"/>
               <w:smallCaps w:val="0"/>
               <w:strike w:val="0"/>
               <w:color w:val="000000"/>
-              <w:sz w:val="26"/>
-              <w:szCs w:val="26"/>
+              <w:sz w:val="22"/>
+              <w:szCs w:val="22"/>
               <w:u w:val="none"/>
               <w:shd w:fill="auto" w:val="clear"/>
               <w:vertAlign w:val="baseline"/>
@@ -3287,7 +2964,7 @@
               </w:rPr>
               <w:t xml:space="preserve">6. Závěr</w:t>
               <w:tab/>
-              <w:t xml:space="preserve">21</w:t>
+              <w:t xml:space="preserve">23</w:t>
             </w:r>
           </w:hyperlink>
           <w:r>
@@ -3298,26 +2975,14 @@
         </w:p>
         <w:p>
           <w:pPr>
-            <w:keepNext w:val="0"/>
-            <w:keepLines w:val="0"/>
-            <w:pageBreakBefore w:val="0"/>
-            <w:widowControl w:val="1"/>
-            <w:pBdr>
-              <w:top w:space="0" w:sz="0" w:val="nil"/>
-              <w:left w:space="0" w:sz="0" w:val="nil"/>
-              <w:bottom w:space="0" w:sz="0" w:val="nil"/>
-              <w:right w:space="0" w:sz="0" w:val="nil"/>
-              <w:between w:space="0" w:sz="0" w:val="nil"/>
-            </w:pBdr>
-            <w:shd w:fill="auto" w:val="clear"/>
+            <w:widowControl w:val="0"/>
             <w:tabs>
-              <w:tab w:val="right" w:leader="none" w:pos="9016"/>
+              <w:tab w:val="right" w:leader="dot" w:pos="12000"/>
             </w:tabs>
-            <w:spacing w:after="100" w:before="0" w:line="279" w:lineRule="auto"/>
-            <w:ind w:left="220" w:right="0" w:firstLine="0"/>
-            <w:jc w:val="left"/>
+            <w:spacing w:after="0" w:before="60" w:line="240" w:lineRule="auto"/>
+            <w:ind w:left="360" w:firstLine="0"/>
             <w:rPr>
-              <w:rFonts w:ascii="Times New Roman" w:cs="Times New Roman" w:eastAsia="Times New Roman" w:hAnsi="Times New Roman"/>
+              <w:rFonts w:ascii="Arial" w:cs="Arial" w:eastAsia="Arial" w:hAnsi="Arial"/>
               <w:b w:val="0"/>
               <w:bCs w:val="0"/>
               <w:i w:val="0"/>
@@ -3325,8 +2990,8 @@
               <w:smallCaps w:val="0"/>
               <w:strike w:val="0"/>
               <w:color w:val="000000"/>
-              <w:sz w:val="26"/>
-              <w:szCs w:val="26"/>
+              <w:sz w:val="22"/>
+              <w:szCs w:val="22"/>
               <w:u w:val="none"/>
               <w:shd w:fill="auto" w:val="clear"/>
               <w:vertAlign w:val="baseline"/>
@@ -3352,7 +3017,7 @@
               </w:rPr>
               <w:t xml:space="preserve">6.1 Zhodnocení výsledků</w:t>
               <w:tab/>
-              <w:t xml:space="preserve">21</w:t>
+              <w:t xml:space="preserve">23</w:t>
             </w:r>
           </w:hyperlink>
           <w:r>
@@ -3363,26 +3028,14 @@
         </w:p>
         <w:p>
           <w:pPr>
-            <w:keepNext w:val="0"/>
-            <w:keepLines w:val="0"/>
-            <w:pageBreakBefore w:val="0"/>
-            <w:widowControl w:val="1"/>
-            <w:pBdr>
-              <w:top w:space="0" w:sz="0" w:val="nil"/>
-              <w:left w:space="0" w:sz="0" w:val="nil"/>
-              <w:bottom w:space="0" w:sz="0" w:val="nil"/>
-              <w:right w:space="0" w:sz="0" w:val="nil"/>
-              <w:between w:space="0" w:sz="0" w:val="nil"/>
-            </w:pBdr>
-            <w:shd w:fill="auto" w:val="clear"/>
+            <w:widowControl w:val="0"/>
             <w:tabs>
-              <w:tab w:val="right" w:leader="none" w:pos="9016"/>
+              <w:tab w:val="right" w:leader="dot" w:pos="12000"/>
             </w:tabs>
-            <w:spacing w:after="100" w:before="0" w:line="279" w:lineRule="auto"/>
-            <w:ind w:left="220" w:right="0" w:firstLine="0"/>
-            <w:jc w:val="left"/>
+            <w:spacing w:after="0" w:before="60" w:line="240" w:lineRule="auto"/>
+            <w:ind w:left="360" w:firstLine="0"/>
             <w:rPr>
-              <w:rFonts w:ascii="Times New Roman" w:cs="Times New Roman" w:eastAsia="Times New Roman" w:hAnsi="Times New Roman"/>
+              <w:rFonts w:ascii="Arial" w:cs="Arial" w:eastAsia="Arial" w:hAnsi="Arial"/>
               <w:b w:val="0"/>
               <w:bCs w:val="0"/>
               <w:i w:val="0"/>
@@ -3390,8 +3043,8 @@
               <w:smallCaps w:val="0"/>
               <w:strike w:val="0"/>
               <w:color w:val="000000"/>
-              <w:sz w:val="26"/>
-              <w:szCs w:val="26"/>
+              <w:sz w:val="22"/>
+              <w:szCs w:val="22"/>
               <w:u w:val="none"/>
               <w:shd w:fill="auto" w:val="clear"/>
               <w:vertAlign w:val="baseline"/>
@@ -3417,7 +3070,7 @@
               </w:rPr>
               <w:t xml:space="preserve">6.2 Problémy při řešení</w:t>
               <w:tab/>
-              <w:t xml:space="preserve">21</w:t>
+              <w:t xml:space="preserve">23</w:t>
             </w:r>
           </w:hyperlink>
           <w:r>
@@ -3428,26 +3081,14 @@
         </w:p>
         <w:p>
           <w:pPr>
-            <w:keepNext w:val="0"/>
-            <w:keepLines w:val="0"/>
-            <w:pageBreakBefore w:val="0"/>
-            <w:widowControl w:val="1"/>
-            <w:pBdr>
-              <w:top w:space="0" w:sz="0" w:val="nil"/>
-              <w:left w:space="0" w:sz="0" w:val="nil"/>
-              <w:bottom w:space="0" w:sz="0" w:val="nil"/>
-              <w:right w:space="0" w:sz="0" w:val="nil"/>
-              <w:between w:space="0" w:sz="0" w:val="nil"/>
-            </w:pBdr>
-            <w:shd w:fill="auto" w:val="clear"/>
+            <w:widowControl w:val="0"/>
             <w:tabs>
-              <w:tab w:val="right" w:leader="none" w:pos="9016"/>
+              <w:tab w:val="right" w:leader="dot" w:pos="12000"/>
             </w:tabs>
-            <w:spacing w:after="100" w:before="0" w:line="279" w:lineRule="auto"/>
-            <w:ind w:left="220" w:right="0" w:firstLine="0"/>
-            <w:jc w:val="left"/>
+            <w:spacing w:after="0" w:before="60" w:line="240" w:lineRule="auto"/>
+            <w:ind w:left="360" w:firstLine="0"/>
             <w:rPr>
-              <w:rFonts w:ascii="Times New Roman" w:cs="Times New Roman" w:eastAsia="Times New Roman" w:hAnsi="Times New Roman"/>
+              <w:rFonts w:ascii="Arial" w:cs="Arial" w:eastAsia="Arial" w:hAnsi="Arial"/>
               <w:b w:val="0"/>
               <w:bCs w:val="0"/>
               <w:i w:val="0"/>
@@ -3455,8 +3096,8 @@
               <w:smallCaps w:val="0"/>
               <w:strike w:val="0"/>
               <w:color w:val="000000"/>
-              <w:sz w:val="26"/>
-              <w:szCs w:val="26"/>
+              <w:sz w:val="22"/>
+              <w:szCs w:val="22"/>
               <w:u w:val="none"/>
               <w:shd w:fill="auto" w:val="clear"/>
               <w:vertAlign w:val="baseline"/>
@@ -3482,7 +3123,7 @@
               </w:rPr>
               <w:t xml:space="preserve">6.3 Možnost budoucího vývoje</w:t>
               <w:tab/>
-              <w:t xml:space="preserve">22</w:t>
+              <w:t xml:space="preserve">24</w:t>
             </w:r>
           </w:hyperlink>
           <w:r>
@@ -3493,35 +3134,22 @@
         </w:p>
         <w:p>
           <w:pPr>
-            <w:keepNext w:val="0"/>
-            <w:keepLines w:val="0"/>
-            <w:pageBreakBefore w:val="0"/>
-            <w:widowControl w:val="1"/>
-            <w:pBdr>
-              <w:top w:space="0" w:sz="0" w:val="nil"/>
-              <w:left w:space="0" w:sz="0" w:val="nil"/>
-              <w:bottom w:space="0" w:sz="0" w:val="nil"/>
-              <w:right w:space="0" w:sz="0" w:val="nil"/>
-              <w:between w:space="0" w:sz="0" w:val="nil"/>
-            </w:pBdr>
-            <w:shd w:fill="auto" w:val="clear"/>
+            <w:widowControl w:val="0"/>
             <w:tabs>
-              <w:tab w:val="right" w:leader="none" w:pos="9016"/>
+              <w:tab w:val="right" w:leader="dot" w:pos="12000"/>
             </w:tabs>
-            <w:spacing w:after="100" w:before="0" w:line="279" w:lineRule="auto"/>
-            <w:ind w:left="0" w:right="0" w:firstLine="0"/>
-            <w:jc w:val="left"/>
+            <w:spacing w:after="0" w:before="60" w:line="240" w:lineRule="auto"/>
             <w:rPr>
-              <w:rFonts w:ascii="Times New Roman" w:cs="Times New Roman" w:eastAsia="Times New Roman" w:hAnsi="Times New Roman"/>
-              <w:b w:val="0"/>
-              <w:bCs w:val="0"/>
+              <w:rFonts w:ascii="Arial" w:cs="Arial" w:eastAsia="Arial" w:hAnsi="Arial"/>
+              <w:b w:val="1"/>
+              <w:bCs w:val="1"/>
               <w:i w:val="0"/>
               <w:iCs w:val="0"/>
               <w:smallCaps w:val="0"/>
               <w:strike w:val="0"/>
               <w:color w:val="000000"/>
-              <w:sz w:val="26"/>
-              <w:szCs w:val="26"/>
+              <w:sz w:val="22"/>
+              <w:szCs w:val="22"/>
               <w:u w:val="none"/>
               <w:shd w:fill="auto" w:val="clear"/>
               <w:vertAlign w:val="baseline"/>
@@ -3547,7 +3175,7 @@
               </w:rPr>
               <w:t xml:space="preserve">Seznam ukázek obrázků</w:t>
               <w:tab/>
-              <w:t xml:space="preserve">24</w:t>
+              <w:t xml:space="preserve">26</w:t>
             </w:r>
           </w:hyperlink>
           <w:r>
@@ -3558,35 +3186,22 @@
         </w:p>
         <w:p>
           <w:pPr>
-            <w:keepNext w:val="0"/>
-            <w:keepLines w:val="0"/>
-            <w:pageBreakBefore w:val="0"/>
-            <w:widowControl w:val="1"/>
-            <w:pBdr>
-              <w:top w:space="0" w:sz="0" w:val="nil"/>
-              <w:left w:space="0" w:sz="0" w:val="nil"/>
-              <w:bottom w:space="0" w:sz="0" w:val="nil"/>
-              <w:right w:space="0" w:sz="0" w:val="nil"/>
-              <w:between w:space="0" w:sz="0" w:val="nil"/>
-            </w:pBdr>
-            <w:shd w:fill="auto" w:val="clear"/>
+            <w:widowControl w:val="0"/>
             <w:tabs>
-              <w:tab w:val="right" w:leader="none" w:pos="9016"/>
+              <w:tab w:val="right" w:leader="dot" w:pos="12000"/>
             </w:tabs>
-            <w:spacing w:after="100" w:before="0" w:line="279" w:lineRule="auto"/>
-            <w:ind w:left="0" w:right="0" w:firstLine="0"/>
-            <w:jc w:val="left"/>
+            <w:spacing w:after="0" w:before="60" w:line="240" w:lineRule="auto"/>
             <w:rPr>
-              <w:rFonts w:ascii="Times New Roman" w:cs="Times New Roman" w:eastAsia="Times New Roman" w:hAnsi="Times New Roman"/>
-              <w:b w:val="0"/>
-              <w:bCs w:val="0"/>
+              <w:rFonts w:ascii="Arial" w:cs="Arial" w:eastAsia="Arial" w:hAnsi="Arial"/>
+              <w:b w:val="1"/>
+              <w:bCs w:val="1"/>
               <w:i w:val="0"/>
               <w:iCs w:val="0"/>
               <w:smallCaps w:val="0"/>
               <w:strike w:val="0"/>
               <w:color w:val="000000"/>
-              <w:sz w:val="26"/>
-              <w:szCs w:val="26"/>
+              <w:sz w:val="22"/>
+              <w:szCs w:val="22"/>
               <w:u w:val="none"/>
               <w:shd w:fill="auto" w:val="clear"/>
               <w:vertAlign w:val="baseline"/>
@@ -3612,7 +3227,7 @@
               </w:rPr>
               <w:t xml:space="preserve">Seznam ukázek kódu</w:t>
               <w:tab/>
-              <w:t xml:space="preserve">25</w:t>
+              <w:t xml:space="preserve">27</w:t>
             </w:r>
           </w:hyperlink>
           <w:r>
@@ -3623,62 +3238,54 @@
         </w:p>
         <w:p>
           <w:pPr>
-            <w:keepNext w:val="0"/>
-            <w:keepLines w:val="0"/>
-            <w:pageBreakBefore w:val="0"/>
             <w:widowControl w:val="0"/>
-            <w:pBdr>
-              <w:top w:space="0" w:sz="0" w:val="nil"/>
-              <w:left w:space="0" w:sz="0" w:val="nil"/>
-              <w:bottom w:space="0" w:sz="0" w:val="nil"/>
-              <w:right w:space="0" w:sz="0" w:val="nil"/>
-              <w:between w:space="0" w:sz="0" w:val="nil"/>
-            </w:pBdr>
-            <w:shd w:fill="auto" w:val="clear"/>
-            <w:spacing w:after="0" w:before="0" w:line="276" w:lineRule="auto"/>
-            <w:ind w:left="0" w:right="0" w:firstLine="0"/>
-            <w:jc w:val="left"/>
+            <w:tabs>
+              <w:tab w:val="right" w:leader="dot" w:pos="12000"/>
+            </w:tabs>
+            <w:spacing w:after="0" w:before="60" w:line="240" w:lineRule="auto"/>
             <w:rPr>
-              <w:rFonts w:ascii="Times New Roman" w:cs="Times New Roman" w:eastAsia="Times New Roman" w:hAnsi="Times New Roman"/>
-              <w:b w:val="0"/>
-              <w:bCs w:val="0"/>
+              <w:rFonts w:ascii="Arial" w:cs="Arial" w:eastAsia="Arial" w:hAnsi="Arial"/>
+              <w:b w:val="1"/>
+              <w:bCs w:val="1"/>
               <w:i w:val="0"/>
               <w:iCs w:val="0"/>
               <w:smallCaps w:val="0"/>
               <w:strike w:val="0"/>
               <w:color w:val="000000"/>
-              <w:sz w:val="26"/>
-              <w:szCs w:val="26"/>
+              <w:sz w:val="22"/>
+              <w:szCs w:val="22"/>
               <w:u w:val="none"/>
               <w:shd w:fill="auto" w:val="clear"/>
               <w:vertAlign w:val="baseline"/>
             </w:rPr>
           </w:pPr>
-          <w:r>
-            <w:fldChar w:fldCharType="begin"/>
-            <w:instrText xml:space="preserve"> HYPERLINK \l "_heading=h.6iwlb4arzyr9" </w:instrText>
-            <w:fldChar w:fldCharType="separate"/>
-          </w:r>
+          <w:hyperlink w:anchor="_heading=h.6iwlb4arzyr9">
+            <w:r>
+              <w:rPr>
+                <w:rFonts w:ascii="Times New Roman" w:cs="Times New Roman" w:eastAsia="Times New Roman" w:hAnsi="Times New Roman"/>
+                <w:b w:val="0"/>
+                <w:bCs w:val="0"/>
+                <w:i w:val="0"/>
+                <w:iCs w:val="0"/>
+                <w:smallCaps w:val="0"/>
+                <w:strike w:val="0"/>
+                <w:color w:val="000000"/>
+                <w:sz w:val="26"/>
+                <w:szCs w:val="26"/>
+                <w:u w:val="none"/>
+                <w:shd w:fill="auto" w:val="clear"/>
+                <w:vertAlign w:val="baseline"/>
+                <w:rtl w:val="0"/>
+              </w:rPr>
+              <w:t xml:space="preserve">Seznam zdrojů</w:t>
+              <w:tab/>
+              <w:t xml:space="preserve">27</w:t>
+            </w:r>
+          </w:hyperlink>
           <w:r>
             <w:rPr>
-              <w:rFonts w:ascii="Times New Roman" w:cs="Times New Roman" w:eastAsia="Times New Roman" w:hAnsi="Times New Roman"/>
-              <w:b w:val="0"/>
-              <w:bCs w:val="0"/>
-              <w:i w:val="0"/>
-              <w:iCs w:val="0"/>
-              <w:smallCaps w:val="0"/>
-              <w:strike w:val="0"/>
-              <w:color w:val="000000"/>
-              <w:sz w:val="26"/>
-              <w:szCs w:val="26"/>
-              <w:u w:val="none"/>
-              <w:shd w:fill="auto" w:val="clear"/>
-              <w:vertAlign w:val="baseline"/>
               <w:rtl w:val="0"/>
             </w:rPr>
-            <w:t xml:space="preserve">Seznam zdrojů</w:t>
-            <w:tab/>
-            <w:t xml:space="preserve">26</w:t>
           </w:r>
           <w:r>
             <w:fldChar w:fldCharType="end"/>
@@ -3722,17 +3329,6 @@
           <w:vertAlign w:val="baseline"/>
         </w:rPr>
       </w:pPr>
-      <w:r>
-        <w:fldChar w:fldCharType="end"/>
-      </w:r>
-      <w:r>
-        <w:fldChar w:fldCharType="begin"/>
-        <w:instrText xml:space="preserve"> HYPERLINK \l "_heading=h.6iwlb4arzyr9" </w:instrText>
-        <w:fldChar w:fldCharType="separate"/>
-      </w:r>
-      <w:r>
-        <w:fldChar w:fldCharType="end"/>
-      </w:r>
       <w:r>
         <w:br w:type="column"/>
       </w:r>
@@ -8425,7 +8021,7 @@
     </w:p>
     <w:sdt>
       <w:sdtPr>
-        <w:id w:val="2042778880"/>
+        <w:id w:val="-2003763563"/>
         <w:docPartObj>
           <w:docPartGallery w:val="Table of Contents"/>
           <w:docPartUnique w:val="1"/>
@@ -8852,7 +8448,7 @@
     </w:p>
     <w:sdt>
       <w:sdtPr>
-        <w:id w:val="1416447966"/>
+        <w:id w:val="-1132893845"/>
         <w:docPartObj>
           <w:docPartGallery w:val="Table of Contents"/>
           <w:docPartUnique w:val="1"/>
